--- a/Brendan_Style_Resume.docx
+++ b/Brendan_Style_Resume.docx
@@ -649,14 +649,14 @@
         </w:numPr>
         <w:spacing w:line="276" w:lineRule="auto"/>
         <w:rPr>
-          <w:sz w:val="21"/>
-          <w:szCs w:val="21"/>
-        </w:rPr>
-      </w:pPr>
-      <w:r>
-        <w:rPr>
-          <w:sz w:val="21"/>
-          <w:szCs w:val="21"/>
+          <w:sz w:val="20"/>
+          <w:szCs w:val="20"/>
+        </w:rPr>
+      </w:pPr>
+      <w:r>
+        <w:rPr>
+          <w:sz w:val="20"/>
+          <w:szCs w:val="20"/>
         </w:rPr>
         <w:t>Gained project management experience during the undertaking of manual labor and landscaping projects.</w:t>
       </w:r>
@@ -934,7 +934,23 @@
           <w:sz w:val="20"/>
           <w:szCs w:val="20"/>
         </w:rPr>
-        <w:t xml:space="preserve"> needs were met.</w:t>
+        <w:t xml:space="preserve"> needs </w:t>
+      </w:r>
+      <w:proofErr w:type="gramStart"/>
+      <w:r>
+        <w:rPr>
+          <w:sz w:val="20"/>
+          <w:szCs w:val="20"/>
+        </w:rPr>
+        <w:t>were</w:t>
+      </w:r>
+      <w:proofErr w:type="gramEnd"/>
+      <w:r>
+        <w:rPr>
+          <w:sz w:val="20"/>
+          <w:szCs w:val="20"/>
+        </w:rPr>
+        <w:t xml:space="preserve"> met.</w:t>
       </w:r>
     </w:p>
     <w:p>
@@ -1089,7 +1105,23 @@
           <w:sz w:val="20"/>
           <w:szCs w:val="20"/>
         </w:rPr>
-        <w:t xml:space="preserve"> (Devoted 25 hrs/week while maintaining schooling)</w:t>
+        <w:t xml:space="preserve"> (Devoted 25 </w:t>
+      </w:r>
+      <w:proofErr w:type="spellStart"/>
+      <w:r>
+        <w:rPr>
+          <w:sz w:val="20"/>
+          <w:szCs w:val="20"/>
+        </w:rPr>
+        <w:t>hrs</w:t>
+      </w:r>
+      <w:proofErr w:type="spellEnd"/>
+      <w:r>
+        <w:rPr>
+          <w:sz w:val="20"/>
+          <w:szCs w:val="20"/>
+        </w:rPr>
+        <w:t>/week while maintaining schooling)</w:t>
       </w:r>
     </w:p>
     <w:p>
@@ -1129,17 +1161,29 @@
         </w:rPr>
         <w:t>Sports Betting Profit Model  (</w:t>
       </w:r>
-      <w:hyperlink r:id="rId6" w:history="1">
-        <w:r>
-          <w:rPr>
-            <w:rStyle w:val="Hyperlink"/>
-            <w:b/>
-            <w:sz w:val="20"/>
-            <w:szCs w:val="20"/>
-          </w:rPr>
-          <w:t>Github</w:t>
-        </w:r>
-      </w:hyperlink>
+      <w:proofErr w:type="spellStart"/>
+      <w:r>
+        <w:fldChar w:fldCharType="begin"/>
+      </w:r>
+      <w:r>
+        <w:instrText>HYPERLINK "https://github.com/brendan-style/homerun_model?tab=readme-ov-file"</w:instrText>
+      </w:r>
+      <w:r>
+        <w:fldChar w:fldCharType="separate"/>
+      </w:r>
+      <w:r>
+        <w:rPr>
+          <w:rStyle w:val="Hyperlink"/>
+          <w:b/>
+          <w:sz w:val="20"/>
+          <w:szCs w:val="20"/>
+        </w:rPr>
+        <w:t>Github</w:t>
+      </w:r>
+      <w:proofErr w:type="spellEnd"/>
+      <w:r>
+        <w:fldChar w:fldCharType="end"/>
+      </w:r>
       <w:r>
         <w:rPr>
           <w:b/>
@@ -1285,7 +1329,23 @@
           <w:sz w:val="20"/>
           <w:szCs w:val="20"/>
         </w:rPr>
-        <w:t>Designed and delivered interactive Power BI dashboards to visualize key KPIs, translating client requirements into clear, actionable insights. Analyzed HR data with a focus on gender-related metrics, identifying root causes of executive-level gender imbalance and communicating findings effectively to stakeholders.</w:t>
+        <w:t xml:space="preserve">Designed and delivered interactive Power BI dashboards to visualize key KPIs, translating client requirements into clear, actionable insights. Analyzed HR data with a focus on gender-related metrics, identifying root causes of executive-level gender imbalance and </w:t>
+      </w:r>
+      <w:proofErr w:type="gramStart"/>
+      <w:r>
+        <w:rPr>
+          <w:sz w:val="20"/>
+          <w:szCs w:val="20"/>
+        </w:rPr>
+        <w:t>communicating findings</w:t>
+      </w:r>
+      <w:proofErr w:type="gramEnd"/>
+      <w:r>
+        <w:rPr>
+          <w:sz w:val="20"/>
+          <w:szCs w:val="20"/>
+        </w:rPr>
+        <w:t xml:space="preserve"> effectively to stakeholders.</w:t>
       </w:r>
     </w:p>
     <w:p>
